--- a/Document1.docx
+++ b/Document1.docx
@@ -503,7 +503,96 @@
         </w:drawing>
       </w:r>
     </w:p>
-    <w:p/>
+    <w:p>
+      <w:r>
+        <w:drawing>
+          <wp:inline distT="0" distB="0" distL="114300" distR="114300">
+            <wp:extent cx="5271135" cy="1172210"/>
+            <wp:effectExtent l="0" t="0" r="1905" b="1270"/>
+            <wp:docPr id="14" name="Picture 2"/>
+            <wp:cNvGraphicFramePr>
+              <a:graphicFrameLocks xmlns:a="http://schemas.openxmlformats.org/drawingml/2006/main" noChangeAspect="1"/>
+            </wp:cNvGraphicFramePr>
+            <a:graphic xmlns:a="http://schemas.openxmlformats.org/drawingml/2006/main">
+              <a:graphicData uri="http://schemas.openxmlformats.org/drawingml/2006/picture">
+                <pic:pic xmlns:pic="http://schemas.openxmlformats.org/drawingml/2006/picture">
+                  <pic:nvPicPr>
+                    <pic:cNvPr id="14" name="Picture 2"/>
+                    <pic:cNvPicPr>
+                      <a:picLocks noChangeAspect="1"/>
+                    </pic:cNvPicPr>
+                  </pic:nvPicPr>
+                  <pic:blipFill>
+                    <a:blip r:embed="rId15"/>
+                    <a:stretch>
+                      <a:fillRect/>
+                    </a:stretch>
+                  </pic:blipFill>
+                  <pic:spPr>
+                    <a:xfrm>
+                      <a:off x="0" y="0"/>
+                      <a:ext cx="5271135" cy="1172210"/>
+                    </a:xfrm>
+                    <a:prstGeom prst="rect">
+                      <a:avLst/>
+                    </a:prstGeom>
+                    <a:noFill/>
+                    <a:ln>
+                      <a:noFill/>
+                    </a:ln>
+                  </pic:spPr>
+                </pic:pic>
+              </a:graphicData>
+            </a:graphic>
+          </wp:inline>
+        </w:drawing>
+      </w:r>
+    </w:p>
+    <w:p>
+      <w:r>
+        <w:drawing>
+          <wp:inline distT="0" distB="0" distL="114300" distR="114300">
+            <wp:extent cx="5266055" cy="2789555"/>
+            <wp:effectExtent l="0" t="0" r="6985" b="14605"/>
+            <wp:docPr id="3" name="Picture 1"/>
+            <wp:cNvGraphicFramePr>
+              <a:graphicFrameLocks xmlns:a="http://schemas.openxmlformats.org/drawingml/2006/main" noChangeAspect="1"/>
+            </wp:cNvGraphicFramePr>
+            <a:graphic xmlns:a="http://schemas.openxmlformats.org/drawingml/2006/main">
+              <a:graphicData uri="http://schemas.openxmlformats.org/drawingml/2006/picture">
+                <pic:pic xmlns:pic="http://schemas.openxmlformats.org/drawingml/2006/picture">
+                  <pic:nvPicPr>
+                    <pic:cNvPr id="3" name="Picture 1"/>
+                    <pic:cNvPicPr>
+                      <a:picLocks noChangeAspect="1"/>
+                    </pic:cNvPicPr>
+                  </pic:nvPicPr>
+                  <pic:blipFill>
+                    <a:blip r:embed="rId16"/>
+                    <a:stretch>
+                      <a:fillRect/>
+                    </a:stretch>
+                  </pic:blipFill>
+                  <pic:spPr>
+                    <a:xfrm>
+                      <a:off x="0" y="0"/>
+                      <a:ext cx="5266055" cy="2789555"/>
+                    </a:xfrm>
+                    <a:prstGeom prst="rect">
+                      <a:avLst/>
+                    </a:prstGeom>
+                    <a:noFill/>
+                    <a:ln>
+                      <a:noFill/>
+                    </a:ln>
+                  </pic:spPr>
+                </pic:pic>
+              </a:graphicData>
+            </a:graphic>
+          </wp:inline>
+        </w:drawing>
+      </w:r>
+    </w:p>
     <w:p>
       <w:pPr>
         <w:pStyle w:val="4"/>
@@ -533,7 +622,7 @@
                     </pic:cNvPicPr>
                   </pic:nvPicPr>
                   <pic:blipFill>
-                    <a:blip r:embed="rId15"/>
+                    <a:blip r:embed="rId17"/>
                     <a:stretch>
                       <a:fillRect/>
                     </a:stretch>
@@ -542,6 +631,125 @@
                     <a:xfrm>
                       <a:off x="0" y="0"/>
                       <a:ext cx="5272405" cy="3670300"/>
+                    </a:xfrm>
+                    <a:prstGeom prst="rect">
+                      <a:avLst/>
+                    </a:prstGeom>
+                    <a:noFill/>
+                    <a:ln>
+                      <a:noFill/>
+                    </a:ln>
+                  </pic:spPr>
+                </pic:pic>
+              </a:graphicData>
+            </a:graphic>
+          </wp:inline>
+        </w:drawing>
+      </w:r>
+    </w:p>
+    <w:p>
+      <w:pPr>
+        <w:pStyle w:val="4"/>
+        <w:keepNext w:val="0"/>
+        <w:keepLines w:val="0"/>
+        <w:widowControl/>
+        <w:suppressLineNumbers w:val="0"/>
+        <w:spacing w:before="0" w:beforeAutospacing="0" w:after="0" w:afterAutospacing="0"/>
+        <w:ind w:left="0" w:right="0" w:firstLine="12"/>
+      </w:pPr>
+    </w:p>
+    <w:p>
+      <w:pPr>
+        <w:pStyle w:val="4"/>
+        <w:keepNext w:val="0"/>
+        <w:keepLines w:val="0"/>
+        <w:widowControl/>
+        <w:suppressLineNumbers w:val="0"/>
+        <w:spacing w:before="0" w:beforeAutospacing="0" w:after="0" w:afterAutospacing="0"/>
+        <w:ind w:left="0" w:right="0" w:firstLine="12"/>
+      </w:pPr>
+      <w:r>
+        <w:drawing>
+          <wp:inline distT="0" distB="0" distL="114300" distR="114300">
+            <wp:extent cx="5271770" cy="1243965"/>
+            <wp:effectExtent l="0" t="0" r="1270" b="5715"/>
+            <wp:docPr id="15" name="Picture 3"/>
+            <wp:cNvGraphicFramePr>
+              <a:graphicFrameLocks xmlns:a="http://schemas.openxmlformats.org/drawingml/2006/main" noChangeAspect="1"/>
+            </wp:cNvGraphicFramePr>
+            <a:graphic xmlns:a="http://schemas.openxmlformats.org/drawingml/2006/main">
+              <a:graphicData uri="http://schemas.openxmlformats.org/drawingml/2006/picture">
+                <pic:pic xmlns:pic="http://schemas.openxmlformats.org/drawingml/2006/picture">
+                  <pic:nvPicPr>
+                    <pic:cNvPr id="15" name="Picture 3"/>
+                    <pic:cNvPicPr>
+                      <a:picLocks noChangeAspect="1"/>
+                    </pic:cNvPicPr>
+                  </pic:nvPicPr>
+                  <pic:blipFill>
+                    <a:blip r:embed="rId18"/>
+                    <a:stretch>
+                      <a:fillRect/>
+                    </a:stretch>
+                  </pic:blipFill>
+                  <pic:spPr>
+                    <a:xfrm>
+                      <a:off x="0" y="0"/>
+                      <a:ext cx="5271770" cy="1243965"/>
+                    </a:xfrm>
+                    <a:prstGeom prst="rect">
+                      <a:avLst/>
+                    </a:prstGeom>
+                    <a:noFill/>
+                    <a:ln>
+                      <a:noFill/>
+                    </a:ln>
+                  </pic:spPr>
+                </pic:pic>
+              </a:graphicData>
+            </a:graphic>
+          </wp:inline>
+        </w:drawing>
+      </w:r>
+    </w:p>
+    <w:p>
+      <w:pPr>
+        <w:pStyle w:val="4"/>
+        <w:keepNext w:val="0"/>
+        <w:keepLines w:val="0"/>
+        <w:widowControl/>
+        <w:suppressLineNumbers w:val="0"/>
+        <w:spacing w:before="0" w:beforeAutospacing="0" w:after="0" w:afterAutospacing="0"/>
+        <w:ind w:left="0" w:right="0" w:firstLine="12"/>
+      </w:pPr>
+      <w:r>
+        <w:drawing>
+          <wp:inline distT="0" distB="0" distL="114300" distR="114300">
+            <wp:extent cx="5273040" cy="5167630"/>
+            <wp:effectExtent l="0" t="0" r="0" b="13970"/>
+            <wp:docPr id="16" name="Picture 4"/>
+            <wp:cNvGraphicFramePr>
+              <a:graphicFrameLocks xmlns:a="http://schemas.openxmlformats.org/drawingml/2006/main" noChangeAspect="1"/>
+            </wp:cNvGraphicFramePr>
+            <a:graphic xmlns:a="http://schemas.openxmlformats.org/drawingml/2006/main">
+              <a:graphicData uri="http://schemas.openxmlformats.org/drawingml/2006/picture">
+                <pic:pic xmlns:pic="http://schemas.openxmlformats.org/drawingml/2006/picture">
+                  <pic:nvPicPr>
+                    <pic:cNvPr id="16" name="Picture 4"/>
+                    <pic:cNvPicPr>
+                      <a:picLocks noChangeAspect="1"/>
+                    </pic:cNvPicPr>
+                  </pic:nvPicPr>
+                  <pic:blipFill>
+                    <a:blip r:embed="rId19"/>
+                    <a:stretch>
+                      <a:fillRect/>
+                    </a:stretch>
+                  </pic:blipFill>
+                  <pic:spPr>
+                    <a:xfrm>
+                      <a:off x="0" y="0"/>
+                      <a:ext cx="5273040" cy="5167630"/>
                     </a:xfrm>
                     <a:prstGeom prst="rect">
                       <a:avLst/>
@@ -674,7 +882,7 @@
     <w:lsdException w:unhideWhenUsed="0" w:uiPriority="0" w:semiHidden="0" w:name="Document Map"/>
     <w:lsdException w:unhideWhenUsed="0" w:uiPriority="0" w:semiHidden="0" w:name="Plain Text"/>
     <w:lsdException w:unhideWhenUsed="0" w:uiPriority="0" w:semiHidden="0" w:name="E-mail Signature"/>
-    <w:lsdException w:unhideWhenUsed="0" w:uiPriority="0" w:semiHidden="0" w:name="Normal (Web)"/>
+    <w:lsdException w:qFormat="1" w:unhideWhenUsed="0" w:uiPriority="0" w:semiHidden="0" w:name="Normal (Web)"/>
     <w:lsdException w:unhideWhenUsed="0" w:uiPriority="0" w:semiHidden="0" w:name="HTML Acronym"/>
     <w:lsdException w:unhideWhenUsed="0" w:uiPriority="0" w:semiHidden="0" w:name="HTML Address"/>
     <w:lsdException w:unhideWhenUsed="0" w:uiPriority="0" w:semiHidden="0" w:name="HTML Cite"/>
@@ -860,6 +1068,7 @@
   </w:style>
   <w:style w:type="paragraph" w:styleId="4">
     <w:name w:val="Normal (Web)"/>
+    <w:qFormat/>
     <w:uiPriority w:val="0"/>
     <w:pPr>
       <w:spacing w:before="0" w:beforeAutospacing="1" w:after="0" w:afterAutospacing="1"/>
@@ -867,6 +1076,7 @@
       <w:jc w:val="left"/>
     </w:pPr>
     <w:rPr>
+      <w:rFonts w:ascii="Times New Roman" w:hAnsi="Times New Roman" w:eastAsia="SimSun" w:cs="Times New Roman"/>
       <w:kern w:val="0"/>
       <w:sz w:val="24"/>
       <w:szCs w:val="24"/>
